--- a/Thesis/220064_BuiThiMyHue_170124380_Trang Bìa.docx
+++ b/Thesis/220064_BuiThiMyHue_170124380_Trang Bìa.docx
@@ -116,7 +116,7 @@
           <w:lang w:eastAsia="vi-VN"/>
         </w:rPr>
         <w:drawing>
-          <wp:inline distT="0" distB="0" distL="0" distR="0" wp14:anchorId="23F7996F" wp14:editId="5C540D29">
+          <wp:inline distT="0" distB="0" distL="0" distR="0" wp14:anchorId="23F7996F" wp14:editId="4030750A">
             <wp:extent cx="914400" cy="898525"/>
             <wp:effectExtent l="0" t="0" r="0" b="0"/>
             <wp:docPr id="906736768" name="Picture 1"/>
@@ -239,6 +239,32 @@
     </w:p>
     <w:p>
       <w:pPr>
+        <w:jc w:val="center"/>
+        <w:rPr>
+          <w:b/>
+          <w:sz w:val="48"/>
+          <w:szCs w:val="48"/>
+        </w:rPr>
+      </w:pPr>
+      <w:r>
+        <w:rPr>
+          <w:b/>
+          <w:sz w:val="48"/>
+          <w:szCs w:val="48"/>
+        </w:rPr>
+        <w:t xml:space="preserve">XÂY DỰNG WEBSITE </w:t>
+      </w:r>
+      <w:r>
+        <w:rPr>
+          <w:b/>
+          <w:sz w:val="48"/>
+          <w:szCs w:val="48"/>
+        </w:rPr>
+        <w:t>QUẢN LÝ</w:t>
+      </w:r>
+    </w:p>
+    <w:p>
+      <w:pPr>
         <w:spacing w:line="360" w:lineRule="auto"/>
         <w:jc w:val="center"/>
         <w:rPr>
@@ -252,7 +278,7 @@
           <w:sz w:val="48"/>
           <w:szCs w:val="48"/>
         </w:rPr>
-        <w:t>XÂY DỰNG WEBSITE BÁN GIÀY DÉP</w:t>
+        <w:t>SÂN BÓNG ĐÁ MINI</w:t>
       </w:r>
     </w:p>
     <w:p>
@@ -700,15 +726,6 @@
         <w:rPr>
           <w:sz w:val="26"/>
           <w:szCs w:val="26"/>
-        </w:rPr>
-      </w:pPr>
-    </w:p>
-    <w:p>
-      <w:pPr>
-        <w:spacing w:line="360" w:lineRule="auto"/>
-        <w:rPr>
-          <w:sz w:val="26"/>
-          <w:szCs w:val="26"/>
           <w:lang w:val="vi-VN"/>
         </w:rPr>
       </w:pPr>
@@ -771,7 +788,7 @@
           <w:sz w:val="26"/>
           <w:szCs w:val="26"/>
         </w:rPr>
-        <w:t xml:space="preserve"> </w:t>
+        <w:t xml:space="preserve"> ..... </w:t>
       </w:r>
       <w:r>
         <w:rPr>
@@ -781,17 +798,7 @@
           <w:sz w:val="26"/>
           <w:szCs w:val="26"/>
         </w:rPr>
-        <w:t xml:space="preserve"> </w:t>
-      </w:r>
-      <w:r>
-        <w:rPr>
-          <w:b/>
-          <w:bCs/>
-          <w:i/>
-          <w:sz w:val="26"/>
-          <w:szCs w:val="26"/>
-        </w:rPr>
-        <w:t xml:space="preserve"> năm</w:t>
+        <w:t>năm</w:t>
       </w:r>
       <w:r>
         <w:rPr>
@@ -1553,6 +1560,7 @@
   <w:style w:type="character" w:default="1" w:styleId="DefaultParagraphFont">
     <w:name w:val="Default Paragraph Font"/>
     <w:uiPriority w:val="1"/>
+    <w:semiHidden/>
     <w:unhideWhenUsed/>
   </w:style>
   <w:style w:type="table" w:default="1" w:styleId="TableNormal">
